--- a/Word-Templates/YYYY-PH-nnnn-Liefergegenstand.docx
+++ b/Word-Templates/YYYY-PH-nnnn-Liefergegenstand.docx
@@ -447,12 +447,37 @@
         </w:tc>
       </w:tr>
     </w:tbl>
-    <w:bookmarkStart w:id="9" w:name="inhalt"/>
     <w:p>
       <w:pPr>
         <w:pStyle w:val="berschrift1"/>
       </w:pPr>
       <w:r>
+        <w:t>Inhaltsverzeichnis</w:t>
+      </w:r>
+    </w:p>
+    <w:p>
+      <w:r>
+        <w:fldChar w:fldCharType="begin"/>
+      </w:r>
+      <w:r>
+        <w:instrText xml:space="preserve">TOC \\o "1-3" \\h \\z \\u</w:instrText>
+      </w:r>
+      <w:r>
+        <w:fldChar w:fldCharType="separate"/>
+      </w:r>
+      <w:r>
+        <w:t>(Right-click and choose 'Update Field' to build the table of contents.)</w:t>
+      </w:r>
+      <w:r>
+        <w:fldChar w:fldCharType="end"/>
+      </w:r>
+    </w:p>
+    <w:bookmarkStart w:id="17" w:name="inhalt"/>
+    <w:p>
+      <w:pPr>
+        <w:pStyle w:val="berschrift1"/>
+      </w:pPr>
+      <w:r>
         <w:rPr>
           <w:rStyle w:val="SectionNumber"/>
         </w:rPr>
@@ -465,8 +490,8 @@
         <w:t xml:space="preserve">INHALT</w:t>
       </w:r>
     </w:p>
-    <w:bookmarkEnd w:id="9"/>
-    <w:bookmarkStart w:id="13" w:name="ablaufbeschreibung"/>
+    <w:bookmarkEnd w:id="17"/>
+    <w:bookmarkStart w:id="21" w:name="ablaufbeschreibung"/>
     <w:p>
       <w:pPr>
         <w:pStyle w:val="berschrift1"/>
@@ -481,10 +506,10 @@
         <w:tab/>
       </w:r>
       <w:r>
-        <w:t xml:space="preserve">1. ABLAUFBESCHREIBUNG</w:t>
+        <w:t xml:space="preserve">ABLAUFBESCHREIBUNG</w:t>
       </w:r>
     </w:p>
-    <w:bookmarkStart w:id="10" w:name="detaillierte-beschreibung"/>
+    <w:bookmarkStart w:id="18" w:name="detaillierte-beschreibung"/>
     <w:p>
       <w:pPr>
         <w:pStyle w:val="berschrift2"/>
@@ -499,11 +524,11 @@
         <w:tab/>
       </w:r>
       <w:r>
-        <w:t xml:space="preserve">1.1. DETAILLIERTE BESCHREIBUNG</w:t>
+        <w:t xml:space="preserve">DETAILLIERTE BESCHREIBUNG</w:t>
       </w:r>
     </w:p>
-    <w:bookmarkEnd w:id="10"/>
-    <w:bookmarkStart w:id="11" w:name="logiken-und-funktionalitäten"/>
+    <w:bookmarkEnd w:id="18"/>
+    <w:bookmarkStart w:id="19" w:name="logiken-und-funktionalitäten"/>
     <w:p>
       <w:pPr>
         <w:pStyle w:val="berschrift2"/>
@@ -518,11 +543,11 @@
         <w:tab/>
       </w:r>
       <w:r>
-        <w:t xml:space="preserve">1.2. LOGIKEN UND FUNKTIONALITÄTEN</w:t>
+        <w:t xml:space="preserve">LOGIKEN UND FUNKTIONALITÄTEN</w:t>
       </w:r>
     </w:p>
-    <w:bookmarkEnd w:id="11"/>
-    <w:bookmarkStart w:id="12" w:name="ausnahmen-und-sonderfälle"/>
+    <w:bookmarkEnd w:id="19"/>
+    <w:bookmarkStart w:id="20" w:name="ausnahmen-und-sonderfälle"/>
     <w:p>
       <w:pPr>
         <w:pStyle w:val="berschrift2"/>
@@ -537,12 +562,12 @@
         <w:tab/>
       </w:r>
       <w:r>
-        <w:t xml:space="preserve">1.3. AUSNAHMEN UND SONDERFÄLLE</w:t>
+        <w:t xml:space="preserve">AUSNAHMEN UND SONDERFÄLLE</w:t>
       </w:r>
     </w:p>
-    <w:bookmarkEnd w:id="12"/>
-    <w:bookmarkEnd w:id="13"/>
-    <w:bookmarkStart w:id="16" w:name="betroffene-systeme"/>
+    <w:bookmarkEnd w:id="20"/>
+    <w:bookmarkEnd w:id="21"/>
+    <w:bookmarkStart w:id="24" w:name="betroffene-systeme"/>
     <w:p>
       <w:pPr>
         <w:pStyle w:val="berschrift1"/>
@@ -557,10 +582,10 @@
         <w:tab/>
       </w:r>
       <w:r>
-        <w:t xml:space="preserve">2. BETROFFENE SYSTEME</w:t>
+        <w:t xml:space="preserve">BETROFFENE SYSTEME</w:t>
       </w:r>
     </w:p>
-    <w:bookmarkStart w:id="14" w:name="schnittstellenbeschreibung"/>
+    <w:bookmarkStart w:id="22" w:name="schnittstellenbeschreibung"/>
     <w:p>
       <w:pPr>
         <w:pStyle w:val="berschrift2"/>
@@ -575,11 +600,11 @@
         <w:tab/>
       </w:r>
       <w:r>
-        <w:t xml:space="preserve">2.1. SCHNITTSTELLENBESCHREIBUNG</w:t>
+        <w:t xml:space="preserve">SCHNITTSTELLENBESCHREIBUNG</w:t>
       </w:r>
     </w:p>
-    <w:bookmarkEnd w:id="14"/>
-    <w:bookmarkStart w:id="15" w:name="infrastruktur"/>
+    <w:bookmarkEnd w:id="22"/>
+    <w:bookmarkStart w:id="23" w:name="infrastruktur"/>
     <w:p>
       <w:pPr>
         <w:pStyle w:val="berschrift2"/>
@@ -594,12 +619,12 @@
         <w:tab/>
       </w:r>
       <w:r>
-        <w:t xml:space="preserve">2.2. INFRASTRUKTUR</w:t>
+        <w:t xml:space="preserve">INFRASTRUKTUR</w:t>
       </w:r>
     </w:p>
-    <w:bookmarkEnd w:id="15"/>
-    <w:bookmarkEnd w:id="16"/>
-    <w:bookmarkStart w:id="19" w:name="abnahmekriterien-und-testfälle"/>
+    <w:bookmarkEnd w:id="23"/>
+    <w:bookmarkEnd w:id="24"/>
+    <w:bookmarkStart w:id="27" w:name="abnahmekriterien-und-testfälle"/>
     <w:p>
       <w:pPr>
         <w:pStyle w:val="berschrift1"/>
@@ -614,10 +639,10 @@
         <w:tab/>
       </w:r>
       <w:r>
-        <w:t xml:space="preserve">3. ABNAHMEKRITERIEN UND TESTFÄLLE</w:t>
+        <w:t xml:space="preserve">ABNAHMEKRITERIEN UND TESTFÄLLE</w:t>
       </w:r>
     </w:p>
-    <w:bookmarkStart w:id="17" w:name="kriterium-1"/>
+    <w:bookmarkStart w:id="25" w:name="kriterium-1"/>
     <w:p>
       <w:pPr>
         <w:pStyle w:val="berschrift2"/>
@@ -632,11 +657,11 @@
         <w:tab/>
       </w:r>
       <w:r>
-        <w:t xml:space="preserve">3.1. KRITERIUM 1</w:t>
+        <w:t xml:space="preserve">KRITERIUM 1</w:t>
       </w:r>
     </w:p>
-    <w:bookmarkEnd w:id="17"/>
-    <w:bookmarkStart w:id="18" w:name="kriterium-2"/>
+    <w:bookmarkEnd w:id="25"/>
+    <w:bookmarkStart w:id="26" w:name="kriterium-2"/>
     <w:p>
       <w:pPr>
         <w:pStyle w:val="berschrift2"/>
@@ -651,12 +676,12 @@
         <w:tab/>
       </w:r>
       <w:r>
-        <w:t xml:space="preserve">3.2. KRITERIUM 2</w:t>
+        <w:t xml:space="preserve">KRITERIUM 2</w:t>
       </w:r>
     </w:p>
-    <w:bookmarkEnd w:id="18"/>
-    <w:bookmarkEnd w:id="19"/>
-    <w:bookmarkStart w:id="20" w:name="risiken-offene-punkte"/>
+    <w:bookmarkEnd w:id="26"/>
+    <w:bookmarkEnd w:id="27"/>
+    <w:bookmarkStart w:id="28" w:name="risiken-offene-punkte"/>
     <w:p>
       <w:pPr>
         <w:pStyle w:val="berschrift1"/>
@@ -671,11 +696,11 @@
         <w:tab/>
       </w:r>
       <w:r>
-        <w:t xml:space="preserve">4. RISIKEN / OFFENE PUNKTE</w:t>
+        <w:t xml:space="preserve">RISIKEN / OFFENE PUNKTE</w:t>
       </w:r>
     </w:p>
-    <w:bookmarkEnd w:id="20"/>
-    <w:bookmarkStart w:id="21" w:name="anmerkungen-digitalisierungsteam"/>
+    <w:bookmarkEnd w:id="28"/>
+    <w:bookmarkStart w:id="29" w:name="anmerkungen-digitalisierungsteam"/>
     <w:p>
       <w:pPr>
         <w:pStyle w:val="berschrift1"/>
@@ -690,11 +715,11 @@
         <w:tab/>
       </w:r>
       <w:r>
-        <w:t xml:space="preserve">5. ANMERKUNGEN DIGITALISIERUNGSTEAM</w:t>
+        <w:t xml:space="preserve">ANMERKUNGEN DIGITALISIERUNGSTEAM</w:t>
       </w:r>
     </w:p>
-    <w:bookmarkEnd w:id="21"/>
-    <w:bookmarkStart w:id="22" w:name="änderungshistorie"/>
+    <w:bookmarkEnd w:id="29"/>
+    <w:bookmarkStart w:id="30" w:name="änderungshistorie"/>
     <w:p>
       <w:pPr>
         <w:pStyle w:val="berschrift1"/>
@@ -709,13 +734,15 @@
         <w:tab/>
       </w:r>
       <w:r>
-        <w:t xml:space="preserve">6. ÄNDERUNGSHISTORIE</w:t>
+        <w:t xml:space="preserve">ÄNDERUNGSHISTORIE</w:t>
       </w:r>
     </w:p>
-    <w:bookmarkEnd w:id="22"/>
+    <w:bookmarkEnd w:id="30"/>
     <w:sectPr>
+      <w:headerReference r:id="rId7" w:type="default"/>
+      <w:footerReference r:id="rId8" w:type="default"/>
       <w:pgSz w:h="16838" w:w="11906"/>
-      <w:pgMar w:bottom="1134" w:footer="708" w:gutter="0" w:header="708" w:left="1417" w:right="1417" w:top="1417"/>
+      <w:pgMar w:bottom="1985" w:footer="0" w:gutter="0" w:header="1814" w:left="1418" w:right="851" w:top="2722"/>
       <w:cols w:space="708"/>
       <w:docGrid w:linePitch="360"/>
     </w:sectPr>
@@ -727,6 +754,234 @@
 <w:comments xmlns:w="http://schemas.openxmlformats.org/wordprocessingml/2006/main" xmlns:m="http://schemas.openxmlformats.org/officeDocument/2006/math" xmlns:r="http://schemas.openxmlformats.org/officeDocument/2006/relationships" xmlns:o="urn:schemas-microsoft-com:office:office" xmlns:v="urn:schemas-microsoft-com:vml" xmlns:w10="urn:schemas-microsoft-com:office:word" xmlns:a="http://schemas.openxmlformats.org/drawingml/2006/main" xmlns:pic="http://schemas.openxmlformats.org/drawingml/2006/picture" xmlns:wp="http://schemas.openxmlformats.org/drawingml/2006/wordprocessingDrawing"/>
 </file>
 
+<file path=word/footer1.xml><?xml version="1.0" encoding="utf-8"?>
+<w:ftr xmlns:wpc="http://schemas.microsoft.com/office/word/2010/wordprocessingCanvas" xmlns:cx="http://schemas.microsoft.com/office/drawing/2014/chartex" xmlns:cx1="http://schemas.microsoft.com/office/drawing/2015/9/8/chartex" xmlns:cx2="http://schemas.microsoft.com/office/drawing/2015/10/21/chartex" xmlns:cx3="http://schemas.microsoft.com/office/drawing/2016/5/9/chartex" xmlns:cx4="http://schemas.microsoft.com/office/drawing/2016/5/10/chartex" xmlns:cx5="http://schemas.microsoft.com/office/drawing/2016/5/11/chartex" xmlns:cx6="http://schemas.microsoft.com/office/drawing/2016/5/12/chartex" xmlns:cx7="http://schemas.microsoft.com/office/drawing/2016/5/13/chartex" xmlns:cx8="http://schemas.microsoft.com/office/drawing/2016/5/14/chartex" xmlns:mc="http://schemas.openxmlformats.org/markup-compatibility/2006" xmlns:aink="http://schemas.microsoft.com/office/drawing/2016/ink" xmlns:am3d="http://schemas.microsoft.com/office/drawing/2017/model3d" xmlns:o="urn:schemas-microsoft-com:office:office" xmlns:oel="http://schemas.microsoft.com/office/2019/extlst" xmlns:r="http://schemas.openxmlformats.org/officeDocument/2006/relationships" xmlns:m="http://schemas.openxmlformats.org/officeDocument/2006/math" xmlns:v="urn:schemas-microsoft-com:vml" xmlns:wp14="http://schemas.microsoft.com/office/word/2010/wordprocessingDrawing" xmlns:wp="http://schemas.openxmlformats.org/drawingml/2006/wordprocessingDrawing" xmlns:w10="urn:schemas-microsoft-com:office:word" xmlns:w="http://schemas.openxmlformats.org/wordprocessingml/2006/main" xmlns:w14="http://schemas.microsoft.com/office/word/2010/wordml" xmlns:w15="http://schemas.microsoft.com/office/word/2012/wordml" xmlns:w16cex="http://schemas.microsoft.com/office/word/2018/wordml/cex" xmlns:w16cid="http://schemas.microsoft.com/office/word/2016/wordml/cid" xmlns:w16="http://schemas.microsoft.com/office/word/2018/wordml" xmlns:w16du="http://schemas.microsoft.com/office/word/2023/wordml/word16du" xmlns:w16sdtdh="http://schemas.microsoft.com/office/word/2020/wordml/sdtdatahash" xmlns:w16sdtfl="http://schemas.microsoft.com/office/word/2024/wordml/sdtformatlock" xmlns:w16se="http://schemas.microsoft.com/office/word/2015/wordml/symex" xmlns:wpg="http://schemas.microsoft.com/office/word/2010/wordprocessingGroup" xmlns:wpi="http://schemas.microsoft.com/office/word/2010/wordprocessingInk" xmlns:wne="http://schemas.microsoft.com/office/word/2006/wordml" xmlns:wps="http://schemas.microsoft.com/office/word/2010/wordprocessingShape" mc:Ignorable="w14 w15 w16se w16cid w16 w16cex w16sdtdh w16sdtfl w16du wp14">
+  <w:p>
+    <w:pPr>
+      <w:pStyle w:val="Fuzeile"/>
+      <w:spacing w:after="240"/>
+      <w:jc w:val="center"/>
+    </w:pPr>
+    <w:r>
+      <w:rPr>
+        <w:noProof/>
+      </w:rPr>
+      <mc:AlternateContent>
+        <mc:Choice Requires="wps">
+          <w:drawing>
+            <wp:anchor distT="0" distB="0" distL="114300" distR="114300" simplePos="0" relativeHeight="251659264" behindDoc="0" locked="0" layoutInCell="1" allowOverlap="1" wp14:anchorId="00ABD90B" wp14:editId="42722E54">
+              <wp:simplePos x="0" y="0"/>
+              <wp:positionH relativeFrom="margin">
+                <wp:align>right</wp:align>
+              </wp:positionH>
+              <wp:positionV relativeFrom="paragraph">
+                <wp:posOffset>-687070</wp:posOffset>
+              </wp:positionV>
+              <wp:extent cx="615950" cy="260350"/>
+              <wp:effectExtent l="0" t="0" r="12700" b="6350"/>
+              <wp:wrapNone/>
+              <wp:docPr id="1158574423" name="Textfeld 5"/>
+              <wp:cNvGraphicFramePr/>
+              <a:graphic xmlns:a="http://schemas.openxmlformats.org/drawingml/2006/main">
+                <a:graphicData uri="http://schemas.microsoft.com/office/word/2010/wordprocessingShape">
+                  <wps:wsp>
+                    <wps:cNvSpPr txBox="1"/>
+                    <wps:spPr>
+                      <a:xfrm>
+                        <a:off x="0" y="0"/>
+                        <a:ext cx="615950" cy="260350"/>
+                      </a:xfrm>
+                      <a:prstGeom prst="rect">
+                        <a:avLst/>
+                      </a:prstGeom>
+                      <a:noFill/>
+                      <a:ln w="6350">
+                        <a:noFill/>
+                      </a:ln>
+                    </wps:spPr>
+                    <wps:txbx>
+                      <w:txbxContent>
+                        <w:p>
+                          <w:pPr>
+                            <w:jc w:val="right"/>
+                            <w:rPr>
+                              <w:color w:val="002060"/>
+                            </w:rPr>
+                          </w:pPr>
+                          <w:r>
+                            <w:rPr>
+                              <w:color w:val="002060"/>
+                            </w:rPr>
+                            <w:fldChar w:fldCharType="begin"/>
+                          </w:r>
+                          <w:r>
+                            <w:rPr>
+                              <w:color w:val="002060"/>
+                            </w:rPr>
+                            <w:instrText>PAGE   \* MERGEFORMAT</w:instrText>
+                          </w:r>
+                          <w:r>
+                            <w:rPr>
+                              <w:color w:val="002060"/>
+                            </w:rPr>
+                            <w:fldChar w:fldCharType="separate"/>
+                          </w:r>
+                          <w:r>
+                            <w:rPr>
+                              <w:color w:val="002060"/>
+                            </w:rPr>
+                            <w:t>1</w:t>
+                          </w:r>
+                          <w:r>
+                            <w:rPr>
+                              <w:color w:val="002060"/>
+                            </w:rPr>
+                            <w:fldChar w:fldCharType="end"/>
+                          </w:r>
+                        </w:p>
+                      </w:txbxContent>
+                    </wps:txbx>
+                    <wps:bodyPr rot="0" spcFirstLastPara="0" vertOverflow="overflow" horzOverflow="overflow" vert="horz" wrap="square" lIns="91440" tIns="45720" rIns="0" bIns="45720" numCol="1" spcCol="0" rtlCol="0" fromWordArt="0" anchor="t" anchorCtr="0" forceAA="0" compatLnSpc="1">
+                      <a:prstTxWarp prst="textNoShape">
+                        <a:avLst/>
+                      </a:prstTxWarp>
+                      <a:noAutofit/>
+                    </wps:bodyPr>
+                  </wps:wsp>
+                </a:graphicData>
+              </a:graphic>
+              <wp14:sizeRelH relativeFrom="margin">
+                <wp14:pctWidth>0</wp14:pctWidth>
+              </wp14:sizeRelH>
+              <wp14:sizeRelV relativeFrom="margin">
+                <wp14:pctHeight>0</wp14:pctHeight>
+              </wp14:sizeRelV>
+            </wp:anchor>
+          </w:drawing>
+        </mc:Choice>
+        <mc:Fallback>
+          <w:pict>
+            <v:shapetype w14:anchorId="00ABD90B" id="_x0000_t202" coordsize="21600,21600" o:spt="202" path="m,l,21600r21600,l21600,xe">
+              <v:stroke joinstyle="miter"/>
+              <v:path gradientshapeok="t" o:connecttype="rect"/>
+            </v:shapetype>
+            <v:shape id="Textfeld 5" o:spid="_x0000_s1026" type="#_x0000_t202" style="position:absolute;left:0;text-align:left;margin-left:-2.7pt;margin-top:-54.1pt;width:48.5pt;height:20.5pt;z-index:251659264;visibility:visible;mso-wrap-style:square;mso-width-percent:0;mso-height-percent:0;mso-wrap-distance-left:9pt;mso-wrap-distance-top:0;mso-wrap-distance-right:9pt;mso-wrap-distance-bottom:0;mso-position-horizontal:right;mso-position-horizontal-relative:margin;mso-position-vertical:absolute;mso-position-vertical-relative:text;mso-width-percent:0;mso-height-percent:0;mso-width-relative:margin;mso-height-relative:margin;v-text-anchor:top" o:gfxdata="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" filled="f" stroked="f" strokeweight=".5pt">
+              <v:textbox inset=",,0">
+                <w:txbxContent>
+                  <w:p>
+                    <w:pPr>
+                      <w:jc w:val="right"/>
+                      <w:rPr>
+                        <w:color w:val="002060"/>
+                      </w:rPr>
+                    </w:pPr>
+                    <w:r>
+                      <w:rPr>
+                        <w:color w:val="002060"/>
+                      </w:rPr>
+                      <w:fldChar w:fldCharType="begin"/>
+                    </w:r>
+                    <w:r>
+                      <w:rPr>
+                        <w:color w:val="002060"/>
+                      </w:rPr>
+                      <w:instrText>PAGE   \* MERGEFORMAT</w:instrText>
+                    </w:r>
+                    <w:r>
+                      <w:rPr>
+                        <w:color w:val="002060"/>
+                      </w:rPr>
+                      <w:fldChar w:fldCharType="separate"/>
+                    </w:r>
+                    <w:r>
+                      <w:rPr>
+                        <w:color w:val="002060"/>
+                      </w:rPr>
+                      <w:t>1</w:t>
+                    </w:r>
+                    <w:r>
+                      <w:rPr>
+                        <w:color w:val="002060"/>
+                      </w:rPr>
+                      <w:fldChar w:fldCharType="end"/>
+                    </w:r>
+                  </w:p>
+                </w:txbxContent>
+              </v:textbox>
+              <w10:wrap anchorx="margin"/>
+            </v:shape>
+          </w:pict>
+        </mc:Fallback>
+      </mc:AlternateContent>
+    </w:r>
+    <w:r>
+      <w:rPr>
+        <w:noProof/>
+      </w:rPr>
+      <w:drawing>
+        <wp:anchor distT="0" distB="0" distL="114300" distR="114300" simplePos="0" relativeHeight="251658240" behindDoc="1" locked="0" layoutInCell="1" allowOverlap="1" wp14:anchorId="02969C57" wp14:editId="61128673">
+          <wp:simplePos x="0" y="0"/>
+          <wp:positionH relativeFrom="page">
+            <wp:align>left</wp:align>
+          </wp:positionH>
+          <wp:positionV relativeFrom="paragraph">
+            <wp:posOffset>-198120</wp:posOffset>
+          </wp:positionV>
+          <wp:extent cx="7620635" cy="499745"/>
+          <wp:effectExtent l="0" t="0" r="0" b="0"/>
+          <wp:wrapNone/>
+          <wp:docPr id="1019978473" name="Grafik 4"/>
+          <wp:cNvGraphicFramePr>
+            <a:graphicFrameLocks xmlns:a="http://schemas.openxmlformats.org/drawingml/2006/main" noChangeAspect="1"/>
+          </wp:cNvGraphicFramePr>
+          <a:graphic xmlns:a="http://schemas.openxmlformats.org/drawingml/2006/main">
+            <a:graphicData uri="http://schemas.openxmlformats.org/drawingml/2006/picture">
+              <pic:pic xmlns:pic="http://schemas.openxmlformats.org/drawingml/2006/picture">
+                <pic:nvPicPr>
+                  <pic:cNvPr id="0" name="Picture 2"/>
+                  <pic:cNvPicPr>
+                    <a:picLocks noChangeAspect="1" noChangeArrowheads="1"/>
+                  </pic:cNvPicPr>
+                </pic:nvPicPr>
+                <pic:blipFill>
+                  <a:blip r:embed="rId1">
+                    <a:extLst>
+                      <a:ext uri="{28A0092B-C50C-407E-A947-70E740481C1C}">
+                        <a14:useLocalDpi xmlns:a14="http://schemas.microsoft.com/office/drawing/2010/main" val="0"/>
+                      </a:ext>
+                    </a:extLst>
+                  </a:blip>
+                  <a:srcRect/>
+                  <a:stretch>
+                    <a:fillRect/>
+                  </a:stretch>
+                </pic:blipFill>
+                <pic:spPr bwMode="auto">
+                  <a:xfrm>
+                    <a:off x="0" y="0"/>
+                    <a:ext cx="7620635" cy="499745"/>
+                  </a:xfrm>
+                  <a:prstGeom prst="rect">
+                    <a:avLst/>
+                  </a:prstGeom>
+                  <a:noFill/>
+                </pic:spPr>
+              </pic:pic>
+            </a:graphicData>
+          </a:graphic>
+          <wp14:sizeRelH relativeFrom="page">
+            <wp14:pctWidth>0</wp14:pctWidth>
+          </wp14:sizeRelH>
+          <wp14:sizeRelV relativeFrom="page">
+            <wp14:pctHeight>0</wp14:pctHeight>
+          </wp14:sizeRelV>
+        </wp:anchor>
+      </w:drawing>
+    </w:r>
+  </w:p>
+</w:ftr>
+</file>
+
 <file path=word/footnotes.xml><?xml version="1.0" encoding="utf-8"?>
 <w:footnotes xmlns:w="http://schemas.openxmlformats.org/wordprocessingml/2006/main" xmlns:m="http://schemas.openxmlformats.org/officeDocument/2006/math" xmlns:r="http://schemas.openxmlformats.org/officeDocument/2006/relationships" xmlns:o="urn:schemas-microsoft-com:office:office" xmlns:v="urn:schemas-microsoft-com:vml" xmlns:w10="urn:schemas-microsoft-com:office:word" xmlns:a="http://schemas.openxmlformats.org/drawingml/2006/main" xmlns:pic="http://schemas.openxmlformats.org/drawingml/2006/picture" xmlns:wp="http://schemas.openxmlformats.org/drawingml/2006/wordprocessingDrawing">
   <w:footnote w:type="continuationSeparator" w:id="0">
@@ -744,6 +999,80 @@
     </w:p>
   </w:footnote>
 </w:footnotes>
+</file>
+
+<file path=word/header1.xml><?xml version="1.0" encoding="utf-8"?>
+<w:hdr xmlns:wpc="http://schemas.microsoft.com/office/word/2010/wordprocessingCanvas" xmlns:cx="http://schemas.microsoft.com/office/drawing/2014/chartex" xmlns:cx1="http://schemas.microsoft.com/office/drawing/2015/9/8/chartex" xmlns:cx2="http://schemas.microsoft.com/office/drawing/2015/10/21/chartex" xmlns:cx3="http://schemas.microsoft.com/office/drawing/2016/5/9/chartex" xmlns:cx4="http://schemas.microsoft.com/office/drawing/2016/5/10/chartex" xmlns:cx5="http://schemas.microsoft.com/office/drawing/2016/5/11/chartex" xmlns:cx6="http://schemas.microsoft.com/office/drawing/2016/5/12/chartex" xmlns:cx7="http://schemas.microsoft.com/office/drawing/2016/5/13/chartex" xmlns:cx8="http://schemas.microsoft.com/office/drawing/2016/5/14/chartex" xmlns:mc="http://schemas.openxmlformats.org/markup-compatibility/2006" xmlns:aink="http://schemas.microsoft.com/office/drawing/2016/ink" xmlns:am3d="http://schemas.microsoft.com/office/drawing/2017/model3d" xmlns:o="urn:schemas-microsoft-com:office:office" xmlns:oel="http://schemas.microsoft.com/office/2019/extlst" xmlns:r="http://schemas.openxmlformats.org/officeDocument/2006/relationships" xmlns:m="http://schemas.openxmlformats.org/officeDocument/2006/math" xmlns:v="urn:schemas-microsoft-com:vml" xmlns:wp14="http://schemas.microsoft.com/office/word/2010/wordprocessingDrawing" xmlns:wp="http://schemas.openxmlformats.org/drawingml/2006/wordprocessingDrawing" xmlns:w10="urn:schemas-microsoft-com:office:word" xmlns:w="http://schemas.openxmlformats.org/wordprocessingml/2006/main" xmlns:w14="http://schemas.microsoft.com/office/word/2010/wordml" xmlns:w15="http://schemas.microsoft.com/office/word/2012/wordml" xmlns:w16cex="http://schemas.microsoft.com/office/word/2018/wordml/cex" xmlns:w16cid="http://schemas.microsoft.com/office/word/2016/wordml/cid" xmlns:w16="http://schemas.microsoft.com/office/word/2018/wordml" xmlns:w16du="http://schemas.microsoft.com/office/word/2023/wordml/word16du" xmlns:w16sdtdh="http://schemas.microsoft.com/office/word/2020/wordml/sdtdatahash" xmlns:w16sdtfl="http://schemas.microsoft.com/office/word/2024/wordml/sdtformatlock" xmlns:w16se="http://schemas.microsoft.com/office/word/2015/wordml/symex" xmlns:wpg="http://schemas.microsoft.com/office/word/2010/wordprocessingGroup" xmlns:wpi="http://schemas.microsoft.com/office/word/2010/wordprocessingInk" xmlns:wne="http://schemas.microsoft.com/office/word/2006/wordml" xmlns:wps="http://schemas.microsoft.com/office/word/2010/wordprocessingShape" mc:Ignorable="w14 w15 w16se w16cid w16 w16cex w16sdtdh w16sdtfl w16du wp14">
+  <w:p>
+    <w:pPr>
+      <w:pStyle w:val="Kopfzeile"/>
+    </w:pPr>
+    <w:r>
+      <w:rPr>
+        <w:noProof/>
+      </w:rPr>
+      <w:drawing>
+        <wp:anchor distT="0" distB="0" distL="114300" distR="114300" simplePos="0" relativeHeight="251660288" behindDoc="1" locked="0" layoutInCell="1" allowOverlap="1" wp14:anchorId="6908AF13" wp14:editId="2ECC1C0D">
+          <wp:simplePos x="0" y="0"/>
+          <wp:positionH relativeFrom="margin">
+            <wp:align>right</wp:align>
+          </wp:positionH>
+          <wp:positionV relativeFrom="paragraph">
+            <wp:posOffset>-906780</wp:posOffset>
+          </wp:positionV>
+          <wp:extent cx="1341120" cy="749935"/>
+          <wp:effectExtent l="0" t="0" r="0" b="0"/>
+          <wp:wrapNone/>
+          <wp:docPr id="282182487" name="Grafik 1"/>
+          <wp:cNvGraphicFramePr>
+            <a:graphicFrameLocks xmlns:a="http://schemas.openxmlformats.org/drawingml/2006/main" noChangeAspect="1"/>
+          </wp:cNvGraphicFramePr>
+          <a:graphic xmlns:a="http://schemas.openxmlformats.org/drawingml/2006/main">
+            <a:graphicData uri="http://schemas.openxmlformats.org/drawingml/2006/picture">
+              <pic:pic xmlns:pic="http://schemas.openxmlformats.org/drawingml/2006/picture">
+                <pic:nvPicPr>
+                  <pic:cNvPr id="0" name="Picture 1"/>
+                  <pic:cNvPicPr>
+                    <a:picLocks noChangeAspect="1" noChangeArrowheads="1"/>
+                  </pic:cNvPicPr>
+                </pic:nvPicPr>
+                <pic:blipFill>
+                  <a:blip r:embed="rId1">
+                    <a:extLst>
+                      <a:ext uri="{28A0092B-C50C-407E-A947-70E740481C1C}">
+                        <a14:useLocalDpi xmlns:a14="http://schemas.microsoft.com/office/drawing/2010/main" val="0"/>
+                      </a:ext>
+                    </a:extLst>
+                  </a:blip>
+                  <a:srcRect/>
+                  <a:stretch>
+                    <a:fillRect/>
+                  </a:stretch>
+                </pic:blipFill>
+                <pic:spPr bwMode="auto">
+                  <a:xfrm>
+                    <a:off x="0" y="0"/>
+                    <a:ext cx="1341120" cy="749935"/>
+                  </a:xfrm>
+                  <a:prstGeom prst="rect">
+                    <a:avLst/>
+                  </a:prstGeom>
+                  <a:noFill/>
+                </pic:spPr>
+              </pic:pic>
+            </a:graphicData>
+          </a:graphic>
+          <wp14:sizeRelH relativeFrom="page">
+            <wp14:pctWidth>0</wp14:pctWidth>
+          </wp14:sizeRelH>
+          <wp14:sizeRelV relativeFrom="page">
+            <wp14:pctHeight>0</wp14:pctHeight>
+          </wp14:sizeRelV>
+        </wp:anchor>
+      </w:drawing>
+    </w:r>
+  </w:p>
+</w:hdr>
 </file>
 
 <file path=word/numbering.xml><?xml version="1.0" encoding="utf-8"?>
@@ -1237,13 +1566,10 @@
     <w:link w:val="berschrift1Zchn"/>
     <w:uiPriority w:val="9"/>
     <w:qFormat/>
-    <w:rsid w:val="003B5297"/>
+    <w:rsid w:val="00030081"/>
     <w:pPr>
       <w:keepNext/>
       <w:keepLines/>
-      <w:pBdr>
-        <w:bottom w:color="156082" w:space="1" w:sz="4" w:themeColor="accent1" w:val="single"/>
-      </w:pBdr>
       <w:spacing w:after="240" w:before="480" w:line="240" w:lineRule="auto"/>
       <w:outlineLvl w:val="0"/>
     </w:pPr>
@@ -1468,7 +1794,7 @@
     <w:basedOn w:val="Absatz-Standardschriftart"/>
     <w:link w:val="berschrift1"/>
     <w:uiPriority w:val="9"/>
-    <w:rsid w:val="003B5297"/>
+    <w:rsid w:val="00030081"/>
     <w:rPr>
       <w:rFonts w:asciiTheme="majorHAnsi" w:cstheme="majorBidi" w:eastAsiaTheme="majorEastAsia" w:hAnsiTheme="majorHAnsi"/>
       <w:b/>
